--- a/dokumentasi.docx
+++ b/dokumentasi.docx
@@ -651,9 +651,9 @@
           <w:noProof/>
         </w:rPr>
         <w:drawing>
-          <wp:inline distT="0" distB="0" distL="0" distR="0" wp14:anchorId="0C62BC2D" wp14:editId="6A7E8CF8">
-            <wp:extent cx="5148298" cy="7315200"/>
-            <wp:effectExtent l="38100" t="38100" r="33655" b="38100"/>
+          <wp:inline distT="0" distB="0" distL="0" distR="0" wp14:anchorId="0C62BC2D" wp14:editId="3749EF96">
+            <wp:extent cx="5152374" cy="4187063"/>
+            <wp:effectExtent l="38100" t="38100" r="29845" b="42545"/>
             <wp:docPr id="1686316703" name="Picture 1"/>
             <wp:cNvGraphicFramePr>
               <a:graphicFrameLocks xmlns:a="http://schemas.openxmlformats.org/drawingml/2006/main" noChangeAspect="1"/>
@@ -662,7 +662,7 @@
               <a:graphicData uri="http://schemas.openxmlformats.org/drawingml/2006/picture">
                 <pic:pic xmlns:pic="http://schemas.openxmlformats.org/drawingml/2006/picture">
                   <pic:nvPicPr>
-                    <pic:cNvPr id="1686316703" name="Picture 1686316703"/>
+                    <pic:cNvPr id="1686316703" name="Picture 1"/>
                     <pic:cNvPicPr/>
                   </pic:nvPicPr>
                   <pic:blipFill>
@@ -680,7 +680,7 @@
                   <pic:spPr>
                     <a:xfrm>
                       <a:off x="0" y="0"/>
-                      <a:ext cx="5152374" cy="7320992"/>
+                      <a:ext cx="5152374" cy="4187063"/>
                     </a:xfrm>
                     <a:prstGeom prst="rect">
                       <a:avLst/>
@@ -800,6 +800,7 @@
         <w:t>. ERD db_penggajian</w:t>
       </w:r>
     </w:p>
+    <w:p/>
     <w:p>
       <w:pPr>
         <w:pStyle w:val="Capt"/>
@@ -2240,42 +2241,6 @@
                 <w:sz w:val="20"/>
                 <w:szCs w:val="20"/>
               </w:rPr>
-              <w:t xml:space="preserve">    id_perolehan_gaji INT,</w:t>
-            </w:r>
-          </w:p>
-          <w:p>
-            <w:pPr>
-              <w:spacing w:line="240" w:lineRule="auto"/>
-              <w:rPr>
-                <w:rFonts w:ascii="Courier New" w:hAnsi="Courier New" w:cs="Courier New"/>
-                <w:sz w:val="20"/>
-                <w:szCs w:val="20"/>
-              </w:rPr>
-            </w:pPr>
-            <w:r>
-              <w:rPr>
-                <w:rFonts w:ascii="Courier New" w:hAnsi="Courier New" w:cs="Courier New"/>
-                <w:sz w:val="20"/>
-                <w:szCs w:val="20"/>
-              </w:rPr>
-              <w:t xml:space="preserve">    id_potongan_gaji INT,</w:t>
-            </w:r>
-          </w:p>
-          <w:p>
-            <w:pPr>
-              <w:spacing w:line="240" w:lineRule="auto"/>
-              <w:rPr>
-                <w:rFonts w:ascii="Courier New" w:hAnsi="Courier New" w:cs="Courier New"/>
-                <w:sz w:val="20"/>
-                <w:szCs w:val="20"/>
-              </w:rPr>
-            </w:pPr>
-            <w:r>
-              <w:rPr>
-                <w:rFonts w:ascii="Courier New" w:hAnsi="Courier New" w:cs="Courier New"/>
-                <w:sz w:val="20"/>
-                <w:szCs w:val="20"/>
-              </w:rPr>
               <w:t xml:space="preserve">    bulan TINYINT NOT NULL,</w:t>
             </w:r>
           </w:p>
@@ -2403,42 +2368,6 @@
                 <w:szCs w:val="20"/>
               </w:rPr>
               <w:t xml:space="preserve">    FOREIGN KEY (id_karyawan) REFERENCES karyawan(id_karyawan) ON DELETE CASCADE ON UPDATE CASCADE,</w:t>
-            </w:r>
-          </w:p>
-          <w:p>
-            <w:pPr>
-              <w:spacing w:line="240" w:lineRule="auto"/>
-              <w:rPr>
-                <w:rFonts w:ascii="Courier New" w:hAnsi="Courier New" w:cs="Courier New"/>
-                <w:sz w:val="20"/>
-                <w:szCs w:val="20"/>
-              </w:rPr>
-            </w:pPr>
-            <w:r>
-              <w:rPr>
-                <w:rFonts w:ascii="Courier New" w:hAnsi="Courier New" w:cs="Courier New"/>
-                <w:sz w:val="20"/>
-                <w:szCs w:val="20"/>
-              </w:rPr>
-              <w:t xml:space="preserve">    FOREIGN KEY (id_perolehan_gaji) REFERENCES perolehan_gaji(id_perolehan) ON DELETE SET NULL ON UPDATE CASCADE,</w:t>
-            </w:r>
-          </w:p>
-          <w:p>
-            <w:pPr>
-              <w:spacing w:line="240" w:lineRule="auto"/>
-              <w:rPr>
-                <w:rFonts w:ascii="Courier New" w:hAnsi="Courier New" w:cs="Courier New"/>
-                <w:sz w:val="20"/>
-                <w:szCs w:val="20"/>
-              </w:rPr>
-            </w:pPr>
-            <w:r>
-              <w:rPr>
-                <w:rFonts w:ascii="Courier New" w:hAnsi="Courier New" w:cs="Courier New"/>
-                <w:sz w:val="20"/>
-                <w:szCs w:val="20"/>
-              </w:rPr>
-              <w:t xml:space="preserve">    FOREIGN KEY (id_potongan_gaji) REFERENCES potongan_gaji(id_potongan) ON DELETE SET NULL ON UPDATE CASCADE</w:t>
             </w:r>
           </w:p>
           <w:p>
